--- a/public/resumes/Mehrad-Yaghoubi-Academic-CV.docx
+++ b/public/resumes/Mehrad-Yaghoubi-Academic-CV.docx
@@ -344,6 +344,36 @@
         <w:pStyle w:val="Heading1"/>
       </w:pPr>
       <w:r>
+        <w:t>ENTREPRENEURIAL EXPERIENCE</w:t>
+      </w:r>
+    </w:p>
+    <w:p>
+      <w:pPr>
+        <w:keepLines/>
+      </w:pPr>
+      <w:r>
+        <w:rPr>
+          <w:sz w:val="18"/>
+        </w:rPr>
+        <w:t>Co-founder and sole programmer | Fidar Technology Fartak — university-level venture, not incorporated | 1.5 years</w:t>
+      </w:r>
+    </w:p>
+    <w:p>
+      <w:pPr>
+        <w:keepLines/>
+      </w:pPr>
+      <w:r>
+        <w:rPr>
+          <w:sz w:val="18"/>
+        </w:rPr>
+        <w:t>One of three core team members and the only programmer, working on psychology-informed games intended to help prevent crime.</w:t>
+      </w:r>
+    </w:p>
+    <w:p>
+      <w:pPr>
+        <w:pStyle w:val="Heading1"/>
+      </w:pPr>
+      <w:r>
         <w:t>TECHNICAL SKILLS</w:t>
       </w:r>
     </w:p>

--- a/public/resumes/Mehrad-Yaghoubi-Academic-CV.docx
+++ b/public/resumes/Mehrad-Yaghoubi-Academic-CV.docx
@@ -5,34 +5,58 @@
     <w:p>
       <w:pPr>
         <w:pStyle w:val="Title"/>
-        <w:spacing w:after="20"/>
       </w:pPr>
       <w:r>
+        <w:rPr>
+          <w:rFonts w:ascii="Arial" w:hAnsi="Arial" w:cs="Arial"/>
+          <w:b/>
+          <w:color w:val="000000"/>
+          <w:sz w:val="46"/>
+          <w:lang w:val="en-US" w:bidi="en-US"/>
+        </w:rPr>
         <w:t>Mehrad Yaghoubi</w:t>
       </w:r>
     </w:p>
     <w:p>
-      <w:pPr>
-        <w:spacing w:after="180"/>
-      </w:pPr>
       <w:r>
         <w:rPr>
+          <w:rFonts w:ascii="Arial" w:hAnsi="Arial" w:cs="Arial"/>
           <w:b/>
-          <w:color w:val="497790"/>
-          <w:sz w:val="20"/>
+          <w:color w:val="1B2C3B"/>
+          <w:sz w:val="23"/>
+          <w:lang w:val="en-US" w:bidi="en-US"/>
         </w:rPr>
-        <w:t>ACADEMIC CV</w:t>
+        <w:t>Academic CV</w:t>
       </w:r>
     </w:p>
     <w:p>
       <w:pPr>
-        <w:spacing w:after="180"/>
+        <w:spacing w:after="60"/>
       </w:pPr>
       <w:r>
         <w:rPr>
-          <w:sz w:val="16"/>
+          <w:rFonts w:ascii="Arial" w:hAnsi="Arial" w:cs="Arial"/>
+          <w:b w:val="0"/>
+          <w:color w:val="1B2C3B"/>
+          <w:sz w:val="17"/>
+          <w:lang w:val="en-US" w:bidi="en-US"/>
         </w:rPr>
-        <w:t>mehradyaghoubi96@gmail.com  |  Karaj, Iran  |  mehradyaghoubi.github.io  |  linkedin.com/in/mehrad-yaghoubi  |  github.com/MehradYaghoubi</w:t>
+        <w:t>Karaj, Iran | mehradyaghoubi96@gmail.com</w:t>
+      </w:r>
+    </w:p>
+    <w:p>
+      <w:pPr>
+        <w:spacing w:after="60"/>
+      </w:pPr>
+      <w:r>
+        <w:rPr>
+          <w:rFonts w:ascii="Arial" w:hAnsi="Arial" w:cs="Arial"/>
+          <w:b w:val="0"/>
+          <w:color w:val="1B2C3B"/>
+          <w:sz w:val="17"/>
+          <w:lang w:val="en-US" w:bidi="en-US"/>
+        </w:rPr>
+        <w:t>https://mehradyaghoubi.github.io/ | https://github.com/MehradYaghoubi | https://www.linkedin.com/in/mehrad-yaghoubi</w:t>
       </w:r>
     </w:p>
     <w:p>
@@ -40,7 +64,14 @@
         <w:pStyle w:val="Heading1"/>
       </w:pPr>
       <w:r>
-        <w:t>PROFILE</w:t>
+        <w:rPr>
+          <w:rFonts w:ascii="Arial" w:hAnsi="Arial" w:cs="Arial"/>
+          <w:b/>
+          <w:color w:val="1B2C3B"/>
+          <w:sz w:val="23"/>
+          <w:lang w:val="en-US" w:bidi="en-US"/>
+        </w:rPr>
+        <w:t>Profile</w:t>
       </w:r>
     </w:p>
     <w:p>
@@ -49,9 +80,13 @@
       </w:pPr>
       <w:r>
         <w:rPr>
-          <w:sz w:val="18"/>
+          <w:rFonts w:ascii="Arial" w:hAnsi="Arial" w:cs="Arial"/>
+          <w:b w:val="0"/>
+          <w:color w:val="1B2C3B"/>
+          <w:sz w:val="21"/>
+          <w:lang w:val="en-US" w:bidi="en-US"/>
         </w:rPr>
-        <w:t>M.Sc. researcher in Artificial Intelligence focused on visual speech recognition (VSR), efficient deep learning and computer vision. Preparing for thesis defense. Interested in applied AI research for real-world operational problems, including logistics.</w:t>
+        <w:t>M.Sc. student in Artificial Intelligence preparing to defend a thesis on lip reading with deep neural networks. Research interests include VSR, efficient models and knowledge distillation. Also interested in applied AI research for operational problems, including logistics. I am seeking a fully funded PhD position in computer vision or a related field.</w:t>
       </w:r>
     </w:p>
     <w:p>
@@ -59,7 +94,14 @@
         <w:pStyle w:val="Heading1"/>
       </w:pPr>
       <w:r>
-        <w:t>RESEARCH INTERESTS</w:t>
+        <w:rPr>
+          <w:rFonts w:ascii="Arial" w:hAnsi="Arial" w:cs="Arial"/>
+          <w:b/>
+          <w:color w:val="1B2C3B"/>
+          <w:sz w:val="23"/>
+          <w:lang w:val="en-US" w:bidi="en-US"/>
+        </w:rPr>
+        <w:t>Research interests</w:t>
       </w:r>
     </w:p>
     <w:p>
@@ -68,9 +110,13 @@
       </w:pPr>
       <w:r>
         <w:rPr>
-          <w:sz w:val="18"/>
+          <w:rFonts w:ascii="Arial" w:hAnsi="Arial" w:cs="Arial"/>
+          <w:b w:val="0"/>
+          <w:color w:val="1B2C3B"/>
+          <w:sz w:val="21"/>
+          <w:lang w:val="en-US" w:bidi="en-US"/>
         </w:rPr>
-        <w:t>Visual speech recognition and lip reading; efficient inference and lightweight visual models; knowledge distillation; uncertainty-aware learning; computer vision.</w:t>
+        <w:t>Visual speech recognition and lip reading, lightweight models and efficient inference, knowledge distillation, learning with uncertainty, computer vision, applied AI for operational problems including logistics.</w:t>
       </w:r>
     </w:p>
     <w:p>
@@ -78,7 +124,14 @@
         <w:pStyle w:val="Heading1"/>
       </w:pPr>
       <w:r>
-        <w:t>EDUCATION</w:t>
+        <w:rPr>
+          <w:rFonts w:ascii="Arial" w:hAnsi="Arial" w:cs="Arial"/>
+          <w:b/>
+          <w:color w:val="1B2C3B"/>
+          <w:sz w:val="23"/>
+          <w:lang w:val="en-US" w:bidi="en-US"/>
+        </w:rPr>
+        <w:t>Education</w:t>
       </w:r>
     </w:p>
     <w:p>
@@ -87,9 +140,23 @@
       </w:pPr>
       <w:r>
         <w:rPr>
-          <w:sz w:val="18"/>
+          <w:rFonts w:ascii="Arial" w:hAnsi="Arial" w:cs="Arial"/>
+          <w:b/>
+          <w:color w:val="1B2C3B"/>
+          <w:sz w:val="21"/>
+          <w:lang w:val="en-US" w:bidi="en-US"/>
         </w:rPr>
-        <w:t>M.Sc. in Artificial Intelligence | Islamic Azad University, Karaj | 2024–2026 (expected) | GPA: 18.45/20</w:t>
+        <w:t>M.Sc. in Artificial Intelligence</w:t>
+      </w:r>
+      <w:r>
+        <w:rPr>
+          <w:rFonts w:ascii="Arial" w:hAnsi="Arial" w:cs="Arial"/>
+          <w:b w:val="0"/>
+          <w:color w:val="1B2C3B"/>
+          <w:sz w:val="21"/>
+          <w:lang w:val="en-US" w:bidi="en-US"/>
+        </w:rPr>
+        <w:t xml:space="preserve"> | Islamic Azad University, Karaj</w:t>
       </w:r>
     </w:p>
     <w:p>
@@ -98,9 +165,13 @@
       </w:pPr>
       <w:r>
         <w:rPr>
-          <w:sz w:val="18"/>
+          <w:rFonts w:ascii="Arial" w:hAnsi="Arial" w:cs="Arial"/>
+          <w:b w:val="0"/>
+          <w:color w:val="1B2C3B"/>
+          <w:sz w:val="21"/>
+          <w:lang w:val="en-US" w:bidi="en-US"/>
         </w:rPr>
-        <w:t>Thesis: Improving lip-reading accuracy with deep neural networks. Preparing for thesis defense.</w:t>
+        <w:t>2024 to 2026 (expected), preparing for thesis defense</w:t>
       </w:r>
     </w:p>
     <w:p>
@@ -109,8 +180,13 @@
       </w:pPr>
       <w:r>
         <w:rPr>
-          <w:sz w:val="18"/>
+          <w:rFonts w:ascii="Arial" w:hAnsi="Arial" w:cs="Arial"/>
+          <w:b w:val="0"/>
+          <w:color w:val="1B2C3B"/>
+          <w:sz w:val="21"/>
+          <w:lang w:val="en-US" w:bidi="en-US"/>
         </w:rPr>
+        <w:t>GPA: 18.45/20</w:t>
       </w:r>
     </w:p>
     <w:p>
@@ -119,17 +195,13 @@
       </w:pPr>
       <w:r>
         <w:rPr>
-          <w:sz w:val="18"/>
+          <w:rFonts w:ascii="Arial" w:hAnsi="Arial" w:cs="Arial"/>
+          <w:b w:val="0"/>
+          <w:color w:val="1B2C3B"/>
+          <w:sz w:val="21"/>
+          <w:lang w:val="en-US" w:bidi="en-US"/>
         </w:rPr>
-        <w:t>B.Sc. in Computer Science (Software Engineering) | Islamic Azad University, Karaj | 2017–2023 | GPA: 14.68/20</w:t>
-      </w:r>
-    </w:p>
-    <w:p>
-      <w:pPr>
-        <w:pStyle w:val="Heading1"/>
-      </w:pPr>
-      <w:r>
-        <w:t>SELECTED RESEARCH</w:t>
+        <w:t>Thesis: improving lip-reading accuracy with deep neural networks.</w:t>
       </w:r>
     </w:p>
     <w:p>
@@ -138,9 +210,23 @@
       </w:pPr>
       <w:r>
         <w:rPr>
-          <w:sz w:val="18"/>
+          <w:rFonts w:ascii="Arial" w:hAnsi="Arial" w:cs="Arial"/>
+          <w:b/>
+          <w:color w:val="1B2C3B"/>
+          <w:sz w:val="21"/>
+          <w:lang w:val="en-US" w:bidi="en-US"/>
         </w:rPr>
-        <w:t>Entropy-Gated Online Self-Distillation for Visual Speech Recognition Based on Connectionist Temporal Classification. Mehrad Yaghoubi, Azam Bastanfard. Preprint; under review at The Visual Computer. DOI: 10.2139/ssrn.6831426.</w:t>
+        <w:t>B.Sc. in Computer Science (Software Engineering)</w:t>
+      </w:r>
+      <w:r>
+        <w:rPr>
+          <w:rFonts w:ascii="Arial" w:hAnsi="Arial" w:cs="Arial"/>
+          <w:b w:val="0"/>
+          <w:color w:val="1B2C3B"/>
+          <w:sz w:val="21"/>
+          <w:lang w:val="en-US" w:bidi="en-US"/>
+        </w:rPr>
+        <w:t xml:space="preserve"> | Islamic Azad University, Karaj</w:t>
       </w:r>
     </w:p>
     <w:p>
@@ -149,8 +235,13 @@
       </w:pPr>
       <w:r>
         <w:rPr>
-          <w:sz w:val="18"/>
+          <w:rFonts w:ascii="Arial" w:hAnsi="Arial" w:cs="Arial"/>
+          <w:b w:val="0"/>
+          <w:color w:val="1B2C3B"/>
+          <w:sz w:val="21"/>
+          <w:lang w:val="en-US" w:bidi="en-US"/>
         </w:rPr>
+        <w:t>2017 to 2023</w:t>
       </w:r>
     </w:p>
     <w:p>
@@ -159,9 +250,13 @@
       </w:pPr>
       <w:r>
         <w:rPr>
-          <w:sz w:val="18"/>
+          <w:rFonts w:ascii="Arial" w:hAnsi="Arial" w:cs="Arial"/>
+          <w:b w:val="0"/>
+          <w:color w:val="1B2C3B"/>
+          <w:sz w:val="21"/>
+          <w:lang w:val="en-US" w:bidi="en-US"/>
         </w:rPr>
-        <w:t>Belief-Guided Decision Making with Uncertainty Gating in the Game of Go. Mehrad Yaghoubi, Azam Bastanfard, Abbas Jalilvand, Ashkan Rezaei. arXiv preprint: arXiv:2607.26946.</w:t>
+        <w:t>GPA: 14.68/20</w:t>
       </w:r>
     </w:p>
     <w:p>
@@ -169,7 +264,14 @@
         <w:pStyle w:val="Heading1"/>
       </w:pPr>
       <w:r>
-        <w:t>RESEARCH SOFTWARE</w:t>
+        <w:rPr>
+          <w:rFonts w:ascii="Arial" w:hAnsi="Arial" w:cs="Arial"/>
+          <w:b/>
+          <w:color w:val="1B2C3B"/>
+          <w:sz w:val="23"/>
+          <w:lang w:val="en-US" w:bidi="en-US"/>
+        </w:rPr>
+        <w:t>Selected research</w:t>
       </w:r>
     </w:p>
     <w:p>
@@ -178,17 +280,13 @@
       </w:pPr>
       <w:r>
         <w:rPr>
-          <w:sz w:val="18"/>
+          <w:rFonts w:ascii="Arial" w:hAnsi="Arial" w:cs="Arial"/>
+          <w:b w:val="0"/>
+          <w:color w:val="1B2C3B"/>
+          <w:sz w:val="21"/>
+          <w:lang w:val="en-US" w:bidi="en-US"/>
         </w:rPr>
-        <w:t>PyLipExtractor | Python package for extracting stable lip regions from video using MediaPipe, with temporal smoothing and configurable CPU/CUDA processing. GitHub: github.com/MehradYaghoubi/pylipextractor</w:t>
-      </w:r>
-    </w:p>
-    <w:p>
-      <w:pPr>
-        <w:pStyle w:val="Heading1"/>
-      </w:pPr>
-      <w:r>
-        <w:t>PROFESSIONAL EXPERIENCE</w:t>
+        <w:t>Entropy-Gated Online Self-Distillation for Visual Speech Recognition Based on Connectionist Temporal Classification</w:t>
       </w:r>
     </w:p>
     <w:p>
@@ -197,9 +295,13 @@
       </w:pPr>
       <w:r>
         <w:rPr>
-          <w:sz w:val="18"/>
+          <w:rFonts w:ascii="Arial" w:hAnsi="Arial" w:cs="Arial"/>
+          <w:b w:val="0"/>
+          <w:color w:val="1B2C3B"/>
+          <w:sz w:val="21"/>
+          <w:lang w:val="en-US" w:bidi="en-US"/>
         </w:rPr>
-        <w:t>AI Specialist | Ghasedak Peik Shahr | 2026 (2 months)</w:t>
+        <w:t>Mehrad Yaghoubi, Azam Bastanfard. 2026. Preprint · Under review at The Visual Computer.</w:t>
       </w:r>
     </w:p>
     <w:p>
@@ -208,17 +310,13 @@
       </w:pPr>
       <w:r>
         <w:rPr>
-          <w:sz w:val="18"/>
+          <w:rFonts w:ascii="Arial" w:hAnsi="Arial" w:cs="Arial"/>
+          <w:b w:val="0"/>
+          <w:color w:val="1B2C3B"/>
+          <w:sz w:val="21"/>
+          <w:lang w:val="en-US" w:bidi="en-US"/>
         </w:rPr>
-        <w:t>Built a Persian travel-booking chatbot with three WordPress plugins/integrations, a competitor price-checking bot, and an operator training dashboard and homepage theme for Parsegasht.</w:t>
-      </w:r>
-    </w:p>
-    <w:p>
-      <w:pPr>
-        <w:pStyle w:val="Heading1"/>
-      </w:pPr>
-      <w:r>
-        <w:t>RESEARCH AND TEACHING EXPERIENCE</w:t>
+        <w:t>https://doi.org/10.2139/ssrn.6831426</w:t>
       </w:r>
     </w:p>
     <w:p>
@@ -227,9 +325,13 @@
       </w:pPr>
       <w:r>
         <w:rPr>
-          <w:sz w:val="18"/>
+          <w:rFonts w:ascii="Arial" w:hAnsi="Arial" w:cs="Arial"/>
+          <w:b w:val="0"/>
+          <w:color w:val="1B2C3B"/>
+          <w:sz w:val="21"/>
+          <w:lang w:val="en-US" w:bidi="en-US"/>
         </w:rPr>
-        <w:t>Research activity | Research Center, Islamic Azad University, Karaj | 1.5 years</w:t>
+        <w:t>Belief-Guided Decision Making with Uncertainty Gating in the Game of Go</w:t>
       </w:r>
     </w:p>
     <w:p>
@@ -238,9 +340,13 @@
       </w:pPr>
       <w:r>
         <w:rPr>
-          <w:sz w:val="18"/>
+          <w:rFonts w:ascii="Arial" w:hAnsi="Arial" w:cs="Arial"/>
+          <w:b w:val="0"/>
+          <w:color w:val="1B2C3B"/>
+          <w:sz w:val="21"/>
+          <w:lang w:val="en-US" w:bidi="en-US"/>
         </w:rPr>
-        <w:t>Active in research activities at the university research center.</w:t>
+        <w:t>Mehrad Yaghoubi, Azam Bastanfard, Abbas Jalilvand, Ashkan Rezaei. 2026. arXiv preprint.</w:t>
       </w:r>
     </w:p>
     <w:p>
@@ -249,8 +355,28 @@
       </w:pPr>
       <w:r>
         <w:rPr>
-          <w:sz w:val="18"/>
+          <w:rFonts w:ascii="Arial" w:hAnsi="Arial" w:cs="Arial"/>
+          <w:b w:val="0"/>
+          <w:color w:val="1B2C3B"/>
+          <w:sz w:val="21"/>
+          <w:lang w:val="en-US" w:bidi="en-US"/>
         </w:rPr>
+        <w:t>https://arxiv.org/abs/2607.26946</w:t>
+      </w:r>
+    </w:p>
+    <w:p>
+      <w:pPr>
+        <w:pStyle w:val="Heading1"/>
+      </w:pPr>
+      <w:r>
+        <w:rPr>
+          <w:rFonts w:ascii="Arial" w:hAnsi="Arial" w:cs="Arial"/>
+          <w:b/>
+          <w:color w:val="1B2C3B"/>
+          <w:sz w:val="23"/>
+          <w:lang w:val="en-US" w:bidi="en-US"/>
+        </w:rPr>
+        <w:t>Research software</w:t>
       </w:r>
     </w:p>
     <w:p>
@@ -259,9 +385,13 @@
       </w:pPr>
       <w:r>
         <w:rPr>
-          <w:sz w:val="18"/>
+          <w:rFonts w:ascii="Arial" w:hAnsi="Arial" w:cs="Arial"/>
+          <w:b w:val="0"/>
+          <w:color w:val="1B2C3B"/>
+          <w:sz w:val="21"/>
+          <w:lang w:val="en-US" w:bidi="en-US"/>
         </w:rPr>
-        <w:t>Software Instructor | Faculty of Work and Skills, Islamic Azad University, Karaj | 1 year</w:t>
+        <w:t>PyLipExtractor</w:t>
       </w:r>
     </w:p>
     <w:p>
@@ -270,9 +400,13 @@
       </w:pPr>
       <w:r>
         <w:rPr>
-          <w:sz w:val="18"/>
+          <w:rFonts w:ascii="Arial" w:hAnsi="Arial" w:cs="Arial"/>
+          <w:b w:val="0"/>
+          <w:color w:val="1B2C3B"/>
+          <w:sz w:val="21"/>
+          <w:lang w:val="en-US" w:bidi="en-US"/>
         </w:rPr>
-        <w:t>Taught software-related courses.</w:t>
+        <w:t>An open-source Python package that extracts lip regions from video with MediaPipe. It supports temporal smoothing, optional illumination normalization, and configurable processing on CPU or CUDA.</w:t>
       </w:r>
     </w:p>
     <w:p>
@@ -281,8 +415,29 @@
       </w:pPr>
       <w:r>
         <w:rPr>
-          <w:sz w:val="18"/>
+          <w:rFonts w:ascii="Arial" w:hAnsi="Arial" w:cs="Arial"/>
+          <w:b w:val="0"/>
+          <w:color w:val="1B2C3B"/>
+          <w:sz w:val="21"/>
+          <w:lang w:val="en-US" w:bidi="en-US"/>
         </w:rPr>
+        <w:t>https://github.com/MehradYaghoubi/pylipextractor</w:t>
+      </w:r>
+    </w:p>
+    <w:p>
+      <w:pPr>
+        <w:pStyle w:val="Heading1"/>
+        <w:pageBreakBefore/>
+      </w:pPr>
+      <w:r>
+        <w:rPr>
+          <w:rFonts w:ascii="Arial" w:hAnsi="Arial" w:cs="Arial"/>
+          <w:b/>
+          <w:color w:val="1B2C3B"/>
+          <w:sz w:val="23"/>
+          <w:lang w:val="en-US" w:bidi="en-US"/>
+        </w:rPr>
+        <w:t>Professional experience</w:t>
       </w:r>
     </w:p>
     <w:p>
@@ -291,9 +446,23 @@
       </w:pPr>
       <w:r>
         <w:rPr>
-          <w:sz w:val="18"/>
+          <w:rFonts w:ascii="Arial" w:hAnsi="Arial" w:cs="Arial"/>
+          <w:b/>
+          <w:color w:val="1B2C3B"/>
+          <w:sz w:val="21"/>
+          <w:lang w:val="en-US" w:bidi="en-US"/>
         </w:rPr>
-        <w:t>Programming Instructor | Net College Institute | 1 year</w:t>
+        <w:t>AI Specialist</w:t>
+      </w:r>
+      <w:r>
+        <w:rPr>
+          <w:rFonts w:ascii="Arial" w:hAnsi="Arial" w:cs="Arial"/>
+          <w:b w:val="0"/>
+          <w:color w:val="1B2C3B"/>
+          <w:sz w:val="21"/>
+          <w:lang w:val="en-US" w:bidi="en-US"/>
+        </w:rPr>
+        <w:t xml:space="preserve"> | Ghasedak Peik Shahr | 2026 · 2 months</w:t>
       </w:r>
     </w:p>
     <w:p>
@@ -302,9 +471,13 @@
       </w:pPr>
       <w:r>
         <w:rPr>
-          <w:sz w:val="18"/>
+          <w:rFonts w:ascii="Arial" w:hAnsi="Arial" w:cs="Arial"/>
+          <w:b w:val="0"/>
+          <w:color w:val="1B2C3B"/>
+          <w:sz w:val="21"/>
+          <w:lang w:val="en-US" w:bidi="en-US"/>
         </w:rPr>
-        <w:t>Taught programming.</w:t>
+        <w:t>Developed AI applications and web tools for travel services.</w:t>
       </w:r>
     </w:p>
     <w:p>
@@ -313,8 +486,13 @@
       </w:pPr>
       <w:r>
         <w:rPr>
-          <w:sz w:val="18"/>
+          <w:rFonts w:ascii="Arial" w:hAnsi="Arial" w:cs="Arial"/>
+          <w:b w:val="0"/>
+          <w:color w:val="1B2C3B"/>
+          <w:sz w:val="21"/>
+          <w:lang w:val="en-US" w:bidi="en-US"/>
         </w:rPr>
+        <w:t>• Built a Persian travel chatbot with three WordPress plugins.</w:t>
       </w:r>
     </w:p>
     <w:p>
@@ -323,9 +501,13 @@
       </w:pPr>
       <w:r>
         <w:rPr>
-          <w:sz w:val="18"/>
+          <w:rFonts w:ascii="Arial" w:hAnsi="Arial" w:cs="Arial"/>
+          <w:b w:val="0"/>
+          <w:color w:val="1B2C3B"/>
+          <w:sz w:val="21"/>
+          <w:lang w:val="en-US" w:bidi="en-US"/>
         </w:rPr>
-        <w:t>Robotics Instructor | Mohandesin Bartar Institute | 1 year</w:t>
+        <w:t>• Developed a bot to check competitor prices.</w:t>
       </w:r>
     </w:p>
     <w:p>
@@ -334,9 +516,13 @@
       </w:pPr>
       <w:r>
         <w:rPr>
-          <w:sz w:val="18"/>
+          <w:rFonts w:ascii="Arial" w:hAnsi="Arial" w:cs="Arial"/>
+          <w:b w:val="0"/>
+          <w:color w:val="1B2C3B"/>
+          <w:sz w:val="21"/>
+          <w:lang w:val="en-US" w:bidi="en-US"/>
         </w:rPr>
-        <w:t>Taught robotics.</w:t>
+        <w:t>• Created an operator training dashboard and a custom homepage theme for Parsegasht.</w:t>
       </w:r>
     </w:p>
     <w:p>
@@ -344,7 +530,14 @@
         <w:pStyle w:val="Heading1"/>
       </w:pPr>
       <w:r>
-        <w:t>ENTREPRENEURIAL EXPERIENCE</w:t>
+        <w:rPr>
+          <w:rFonts w:ascii="Arial" w:hAnsi="Arial" w:cs="Arial"/>
+          <w:b/>
+          <w:color w:val="1B2C3B"/>
+          <w:sz w:val="23"/>
+          <w:lang w:val="en-US" w:bidi="en-US"/>
+        </w:rPr>
+        <w:t>Research and teaching</w:t>
       </w:r>
     </w:p>
     <w:p>
@@ -353,9 +546,23 @@
       </w:pPr>
       <w:r>
         <w:rPr>
-          <w:sz w:val="18"/>
+          <w:rFonts w:ascii="Arial" w:hAnsi="Arial" w:cs="Arial"/>
+          <w:b/>
+          <w:color w:val="1B2C3B"/>
+          <w:sz w:val="21"/>
+          <w:lang w:val="en-US" w:bidi="en-US"/>
         </w:rPr>
-        <w:t>Co-founder and sole programmer | Fidar Technology Fartak — university-level venture, not incorporated | 1.5 years</w:t>
+        <w:t>University research</w:t>
+      </w:r>
+      <w:r>
+        <w:rPr>
+          <w:rFonts w:ascii="Arial" w:hAnsi="Arial" w:cs="Arial"/>
+          <w:b w:val="0"/>
+          <w:color w:val="1B2C3B"/>
+          <w:sz w:val="21"/>
+          <w:lang w:val="en-US" w:bidi="en-US"/>
+        </w:rPr>
+        <w:t xml:space="preserve"> | Research Center, Islamic Azad University, Karaj | 1.5 years</w:t>
       </w:r>
     </w:p>
     <w:p>
@@ -364,17 +571,23 @@
       </w:pPr>
       <w:r>
         <w:rPr>
-          <w:sz w:val="18"/>
+          <w:rFonts w:ascii="Arial" w:hAnsi="Arial" w:cs="Arial"/>
+          <w:b/>
+          <w:color w:val="1B2C3B"/>
+          <w:sz w:val="21"/>
+          <w:lang w:val="en-US" w:bidi="en-US"/>
         </w:rPr>
-        <w:t>One of three core team members and the only programmer, working on psychology-informed games intended to help prevent crime.</w:t>
+        <w:t>Software Instructor</w:t>
       </w:r>
-    </w:p>
-    <w:p>
-      <w:pPr>
-        <w:pStyle w:val="Heading1"/>
-      </w:pPr>
       <w:r>
-        <w:t>TECHNICAL SKILLS</w:t>
+        <w:rPr>
+          <w:rFonts w:ascii="Arial" w:hAnsi="Arial" w:cs="Arial"/>
+          <w:b w:val="0"/>
+          <w:color w:val="1B2C3B"/>
+          <w:sz w:val="21"/>
+          <w:lang w:val="en-US" w:bidi="en-US"/>
+        </w:rPr>
+        <w:t xml:space="preserve"> | Faculty of Work and Skills, Islamic Azad University, Karaj | 1 year</w:t>
       </w:r>
     </w:p>
     <w:p>
@@ -383,17 +596,23 @@
       </w:pPr>
       <w:r>
         <w:rPr>
-          <w:sz w:val="18"/>
+          <w:rFonts w:ascii="Arial" w:hAnsi="Arial" w:cs="Arial"/>
+          <w:b/>
+          <w:color w:val="1B2C3B"/>
+          <w:sz w:val="21"/>
+          <w:lang w:val="en-US" w:bidi="en-US"/>
         </w:rPr>
-        <w:t>Python; PyTorch; TorchVision; OpenCV; MediaPipe; NumPy; Pandas; scikit-learn; Git; Linux; LaTeX.</w:t>
+        <w:t>Programming Instructor</w:t>
       </w:r>
-    </w:p>
-    <w:p>
-      <w:pPr>
-        <w:pStyle w:val="Heading1"/>
-      </w:pPr>
       <w:r>
-        <w:t>LANGUAGES</w:t>
+        <w:rPr>
+          <w:rFonts w:ascii="Arial" w:hAnsi="Arial" w:cs="Arial"/>
+          <w:b w:val="0"/>
+          <w:color w:val="1B2C3B"/>
+          <w:sz w:val="21"/>
+          <w:lang w:val="en-US" w:bidi="en-US"/>
+        </w:rPr>
+        <w:t xml:space="preserve"> | Net College Institute | 1 year</w:t>
       </w:r>
     </w:p>
     <w:p>
@@ -402,19 +621,182 @@
       </w:pPr>
       <w:r>
         <w:rPr>
-          <w:sz w:val="18"/>
+          <w:rFonts w:ascii="Arial" w:hAnsi="Arial" w:cs="Arial"/>
+          <w:b/>
+          <w:color w:val="1B2C3B"/>
+          <w:sz w:val="21"/>
+          <w:lang w:val="en-US" w:bidi="en-US"/>
         </w:rPr>
-        <w:t>Persian (native); English (B1).</w:t>
+        <w:t>Robotics Instructor</w:t>
+      </w:r>
+      <w:r>
+        <w:rPr>
+          <w:rFonts w:ascii="Arial" w:hAnsi="Arial" w:cs="Arial"/>
+          <w:b w:val="0"/>
+          <w:color w:val="1B2C3B"/>
+          <w:sz w:val="21"/>
+          <w:lang w:val="en-US" w:bidi="en-US"/>
+        </w:rPr>
+        <w:t xml:space="preserve"> | Mohandesin Bartar Institute | 1 year</w:t>
+      </w:r>
+    </w:p>
+    <w:p>
+      <w:pPr>
+        <w:pStyle w:val="Heading1"/>
+      </w:pPr>
+      <w:r>
+        <w:rPr>
+          <w:rFonts w:ascii="Arial" w:hAnsi="Arial" w:cs="Arial"/>
+          <w:b/>
+          <w:color w:val="1B2C3B"/>
+          <w:sz w:val="23"/>
+          <w:lang w:val="en-US" w:bidi="en-US"/>
+        </w:rPr>
+        <w:t>Entrepreneurial experience</w:t>
+      </w:r>
+    </w:p>
+    <w:p>
+      <w:pPr>
+        <w:keepLines/>
+      </w:pPr>
+      <w:r>
+        <w:rPr>
+          <w:rFonts w:ascii="Arial" w:hAnsi="Arial" w:cs="Arial"/>
+          <w:b/>
+          <w:color w:val="1B2C3B"/>
+          <w:sz w:val="21"/>
+          <w:lang w:val="en-US" w:bidi="en-US"/>
+        </w:rPr>
+        <w:t>Co-founder</w:t>
+      </w:r>
+      <w:r>
+        <w:rPr>
+          <w:rFonts w:ascii="Arial" w:hAnsi="Arial" w:cs="Arial"/>
+          <w:b w:val="0"/>
+          <w:color w:val="1B2C3B"/>
+          <w:sz w:val="21"/>
+          <w:lang w:val="en-US" w:bidi="en-US"/>
+        </w:rPr>
+        <w:t xml:space="preserve"> | Fidar Technology Fartak | 1.5 years</w:t>
+      </w:r>
+    </w:p>
+    <w:p>
+      <w:pPr>
+        <w:keepLines/>
+      </w:pPr>
+      <w:r>
+        <w:rPr>
+          <w:rFonts w:ascii="Arial" w:hAnsi="Arial" w:cs="Arial"/>
+          <w:b w:val="0"/>
+          <w:color w:val="1B2C3B"/>
+          <w:sz w:val="21"/>
+          <w:lang w:val="en-US" w:bidi="en-US"/>
+        </w:rPr>
+        <w:t>The project explored games informed by psychology, with the aim of helping to prevent crime. It remained a university project and was not formally incorporated.</w:t>
+      </w:r>
+    </w:p>
+    <w:p>
+      <w:pPr>
+        <w:pStyle w:val="Heading1"/>
+      </w:pPr>
+      <w:r>
+        <w:rPr>
+          <w:rFonts w:ascii="Arial" w:hAnsi="Arial" w:cs="Arial"/>
+          <w:b/>
+          <w:color w:val="1B2C3B"/>
+          <w:sz w:val="23"/>
+          <w:lang w:val="en-US" w:bidi="en-US"/>
+        </w:rPr>
+        <w:t>Technical skills</w:t>
+      </w:r>
+    </w:p>
+    <w:p>
+      <w:pPr>
+        <w:keepLines/>
+      </w:pPr>
+      <w:r>
+        <w:rPr>
+          <w:rFonts w:ascii="Arial" w:hAnsi="Arial" w:cs="Arial"/>
+          <w:b w:val="0"/>
+          <w:color w:val="1B2C3B"/>
+          <w:sz w:val="21"/>
+          <w:lang w:val="en-US" w:bidi="en-US"/>
+        </w:rPr>
+        <w:t>Python, PyTorch, TorchVision, OpenCV, MediaPipe, NumPy, Pandas, scikit-learn, Git, Linux, LaTeX</w:t>
+      </w:r>
+    </w:p>
+    <w:p>
+      <w:pPr>
+        <w:pStyle w:val="Heading1"/>
+      </w:pPr>
+      <w:r>
+        <w:rPr>
+          <w:rFonts w:ascii="Arial" w:hAnsi="Arial" w:cs="Arial"/>
+          <w:b/>
+          <w:color w:val="1B2C3B"/>
+          <w:sz w:val="23"/>
+          <w:lang w:val="en-US" w:bidi="en-US"/>
+        </w:rPr>
+        <w:t>Languages</w:t>
+      </w:r>
+    </w:p>
+    <w:p>
+      <w:pPr>
+        <w:keepLines/>
+      </w:pPr>
+      <w:r>
+        <w:rPr>
+          <w:rFonts w:ascii="Arial" w:hAnsi="Arial" w:cs="Arial"/>
+          <w:b w:val="0"/>
+          <w:color w:val="1B2C3B"/>
+          <w:sz w:val="21"/>
+          <w:lang w:val="en-US" w:bidi="en-US"/>
+        </w:rPr>
+        <w:t>Persian (native), English (B1).</w:t>
       </w:r>
     </w:p>
     <w:sectPr>
-      <w:pgSz w:w="12240" w:h="15840"/>
-      <w:pgMar w:top="792" w:right="1037" w:bottom="792" w:left="1037" w:header="720" w:footer="720" w:gutter="0"/>
+      <w:footerReference w:type="default" r:id="rId9"/>
+      <w:pgSz w:w="11909" w:h="16834"/>
+      <w:pgMar w:top="835" w:right="979" w:bottom="835" w:left="979" w:header="720" w:footer="720" w:gutter="0"/>
       <w:cols w:space="720"/>
       <w:docGrid w:linePitch="360"/>
     </w:sectPr>
   </w:body>
 </w:document>
+</file>
+
+<file path=word/footer1.xml><?xml version="1.0" encoding="utf-8"?>
+<w:ftr xmlns:m="http://schemas.openxmlformats.org/officeDocument/2006/math" xmlns:mc="http://schemas.openxmlformats.org/markup-compatibility/2006" xmlns:mo="http://schemas.microsoft.com/office/mac/office/2008/main" xmlns:mv="urn:schemas-microsoft-com:mac:vml" xmlns:o="urn:schemas-microsoft-com:office:office" xmlns:r="http://schemas.openxmlformats.org/officeDocument/2006/relationships" xmlns:v="urn:schemas-microsoft-com:vml" xmlns:w10="urn:schemas-microsoft-com:office:word" xmlns:w14="http://schemas.microsoft.com/office/word/2010/wordml" xmlns:w="http://schemas.openxmlformats.org/wordprocessingml/2006/main" xmlns:wne="http://schemas.microsoft.com/office/word/2006/wordml" xmlns:wp14="http://schemas.microsoft.com/office/word/2010/wordprocessingDrawing" xmlns:wp="http://schemas.openxmlformats.org/drawingml/2006/wordprocessingDrawing" xmlns:wpc="http://schemas.microsoft.com/office/word/2010/wordprocessingCanvas" xmlns:wpg="http://schemas.microsoft.com/office/word/2010/wordprocessingGroup" xmlns:wpi="http://schemas.microsoft.com/office/word/2010/wordprocessingInk" xmlns:wps="http://schemas.microsoft.com/office/word/2010/wordprocessingShape" mc:Ignorable="w14 wp14">
+  <w:p>
+    <w:pPr>
+      <w:pStyle w:val="Footer"/>
+      <w:jc w:val="center"/>
+    </w:pPr>
+    <w:r>
+      <w:rPr>
+        <w:rFonts w:ascii="Arial" w:hAnsi="Arial" w:cs="Arial"/>
+        <w:b w:val="0"/>
+        <w:color w:val="1B2C3B"/>
+        <w:sz w:val="16"/>
+        <w:lang w:val="en-US" w:bidi="en-US"/>
+      </w:rPr>
+      <w:t xml:space="preserve">Mehrad Yaghoubi | </w:t>
+    </w:r>
+    <w:fldSimple w:instr="PAGE"/>
+    <w:r>
+      <w:rPr>
+        <w:rFonts w:ascii="Arial" w:hAnsi="Arial" w:cs="Arial"/>
+        <w:b w:val="0"/>
+        <w:color w:val="1B2C3B"/>
+        <w:sz w:val="16"/>
+        <w:lang w:val="en-US" w:bidi="en-US"/>
+      </w:rPr>
+      <w:t xml:space="preserve"> / </w:t>
+    </w:r>
+    <w:fldSimple w:instr="NUMPAGES"/>
+  </w:p>
+</w:ftr>
 </file>
 
 <file path=word/numbering.xml><?xml version="1.0" encoding="utf-8"?>
@@ -781,12 +1163,12 @@
     <w:qFormat/>
     <w:rsid w:val="00FC693F"/>
     <w:pPr>
-      <w:spacing w:after="60" w:line="250" w:lineRule="auto"/>
+      <w:widowControl/>
+      <w:spacing w:line="259" w:lineRule="auto" w:after="60"/>
     </w:pPr>
     <w:rPr>
       <w:rFonts w:ascii="Arial" w:hAnsi="Arial"/>
-      <w:color w:val="293742"/>
-      <w:sz w:val="18"/>
+      <w:sz w:val="21"/>
     </w:rPr>
   </w:style>
   <w:style w:type="paragraph" w:styleId="Header">
@@ -844,15 +1226,15 @@
     <w:pPr>
       <w:keepNext/>
       <w:keepLines/>
-      <w:spacing w:before="160" w:after="60"/>
+      <w:spacing w:before="160" w:after="80"/>
       <w:outlineLvl w:val="0"/>
     </w:pPr>
     <w:rPr>
       <w:rFonts w:asciiTheme="majorHAnsi" w:eastAsiaTheme="majorEastAsia" w:hAnsiTheme="majorHAnsi" w:cstheme="majorBidi" w:ascii="Arial" w:hAnsi="Arial"/>
       <w:b/>
       <w:bCs/>
-      <w:color w:val="153A50"/>
-      <w:sz w:val="21"/>
+      <w:color w:val="000000"/>
+      <w:sz w:val="23"/>
       <w:szCs w:val="28"/>
     </w:rPr>
   </w:style>
@@ -1130,19 +1512,15 @@
     <w:qFormat/>
     <w:rsid w:val="00FC693F"/>
     <w:pPr>
-      <w:pBdr>
-        <w:bottom w:val="single" w:sz="8" w:space="4" w:color="4F81BD" w:themeColor="accent1"/>
-      </w:pBdr>
-      <w:spacing w:after="300" w:line="240" w:lineRule="auto"/>
+      <w:spacing w:after="80" w:line="240" w:lineRule="auto"/>
       <w:contextualSpacing/>
     </w:pPr>
     <w:rPr>
       <w:rFonts w:asciiTheme="majorHAnsi" w:eastAsiaTheme="majorEastAsia" w:hAnsiTheme="majorHAnsi" w:cstheme="majorBidi" w:ascii="Arial" w:hAnsi="Arial"/>
-      <w:b/>
-      <w:color w:val="153A50"/>
+      <w:color w:val="000000"/>
       <w:spacing w:val="5"/>
       <w:kern w:val="28"/>
-      <w:sz w:val="48"/>
+      <w:sz w:val="46"/>
       <w:szCs w:val="52"/>
     </w:rPr>
   </w:style>

--- a/public/resumes/Mehrad-Yaghoubi-Academic-CV.docx
+++ b/public/resumes/Mehrad-Yaghoubi-Academic-CV.docx
@@ -26,7 +26,7 @@
           <w:sz w:val="23"/>
           <w:lang w:val="en-US" w:bidi="en-US"/>
         </w:rPr>
-        <w:t>Academic CV</w:t>
+        <w:t>Computer vision and uncertainty-aware learning</w:t>
       </w:r>
     </w:p>
     <w:p>
@@ -71,7 +71,7 @@
           <w:sz w:val="23"/>
           <w:lang w:val="en-US" w:bidi="en-US"/>
         </w:rPr>
-        <w:t>Profile</w:t>
+        <w:t>Research profile</w:t>
       </w:r>
     </w:p>
     <w:p>
@@ -86,7 +86,7 @@
           <w:sz w:val="21"/>
           <w:lang w:val="en-US" w:bidi="en-US"/>
         </w:rPr>
-        <w:t>M.Sc. student in Artificial Intelligence preparing to defend a thesis on lip reading with deep neural networks. Research interests include VSR, efficient models and knowledge distillation. Also interested in applied AI research for operational problems, including logistics. I am seeking a fully funded PhD position in computer vision or a related field.</w:t>
+        <w:t>M.Sc. student in AI (GPA 18.45/20), preparing for thesis defense. Research on belief and uncertainty in VSR and Go, with PyTorch/CUDA training and inference. Seeking a fully funded PhD in computer vision, efficient deep learning or model optimization.</w:t>
       </w:r>
     </w:p>
     <w:p>
@@ -101,7 +101,32 @@
           <w:sz w:val="23"/>
           <w:lang w:val="en-US" w:bidi="en-US"/>
         </w:rPr>
-        <w:t>Research interests</w:t>
+        <w:t>Selected research</w:t>
+      </w:r>
+    </w:p>
+    <w:p>
+      <w:pPr>
+        <w:keepLines/>
+      </w:pPr>
+      <w:r>
+        <w:rPr>
+          <w:rFonts w:ascii="Arial" w:hAnsi="Arial" w:cs="Arial"/>
+          <w:b/>
+          <w:color w:val="1B2C3B"/>
+          <w:sz w:val="21"/>
+          <w:lang w:val="en-US" w:bidi="en-US"/>
+        </w:rPr>
+        <w:t>EGOSD for VSR</w:t>
+      </w:r>
+      <w:r>
+        <w:rPr>
+          <w:rFonts w:ascii="Arial" w:hAnsi="Arial" w:cs="Arial"/>
+          <w:b w:val="0"/>
+          <w:color w:val="1B2C3B"/>
+          <w:sz w:val="21"/>
+          <w:lang w:val="en-US" w:bidi="en-US"/>
+        </w:rPr>
+        <w:t xml:space="preserve"> | Preprint · Under review at The Visual Computer</w:t>
       </w:r>
     </w:p>
     <w:p>
@@ -116,7 +141,137 @@
           <w:sz w:val="21"/>
           <w:lang w:val="en-US" w:bidi="en-US"/>
         </w:rPr>
-        <w:t>Visual speech recognition and lip reading, lightweight models and efficient inference, knowledge distillation, learning with uncertainty, computer vision, applied AI for operational problems including logistics.</w:t>
+        <w:t>Entropy-Gated Online Self-Distillation for Visual Speech Recognition Based on Connectionist Temporal Classification</w:t>
+      </w:r>
+    </w:p>
+    <w:p>
+      <w:pPr>
+        <w:keepLines/>
+      </w:pPr>
+      <w:r>
+        <w:rPr>
+          <w:rFonts w:ascii="Arial" w:hAnsi="Arial" w:cs="Arial"/>
+          <w:b w:val="0"/>
+          <w:color w:val="1B2C3B"/>
+          <w:sz w:val="21"/>
+          <w:lang w:val="en-US" w:bidi="en-US"/>
+        </w:rPr>
+        <w:t>Mehrad Yaghoubi, Azam Bastanfard. 2026.</w:t>
+      </w:r>
+    </w:p>
+    <w:p>
+      <w:pPr>
+        <w:keepLines/>
+      </w:pPr>
+      <w:r>
+        <w:rPr>
+          <w:rFonts w:ascii="Arial" w:hAnsi="Arial" w:cs="Arial"/>
+          <w:b w:val="0"/>
+          <w:color w:val="1B2C3B"/>
+          <w:sz w:val="21"/>
+          <w:lang w:val="en-US" w:bidi="en-US"/>
+        </w:rPr>
+        <w:t>EGOSD uses an auxiliary belief module to estimate frame-level uncertainty and control online self-distillation in a lightweight VSR model, with negligible additional inference cost.</w:t>
+      </w:r>
+    </w:p>
+    <w:p>
+      <w:pPr>
+        <w:keepLines/>
+      </w:pPr>
+      <w:r>
+        <w:rPr>
+          <w:rFonts w:ascii="Arial" w:hAnsi="Arial" w:cs="Arial"/>
+          <w:b w:val="0"/>
+          <w:color w:val="1B2C3B"/>
+          <w:sz w:val="21"/>
+          <w:lang w:val="en-US" w:bidi="en-US"/>
+        </w:rPr>
+        <w:t>https://doi.org/10.2139/ssrn.6831426</w:t>
+      </w:r>
+    </w:p>
+    <w:p>
+      <w:pPr>
+        <w:keepLines/>
+      </w:pPr>
+      <w:r>
+        <w:rPr>
+          <w:rFonts w:ascii="Arial" w:hAnsi="Arial" w:cs="Arial"/>
+          <w:b/>
+          <w:color w:val="1B2C3B"/>
+          <w:sz w:val="21"/>
+          <w:lang w:val="en-US" w:bidi="en-US"/>
+        </w:rPr>
+        <w:t>Belief-guided decision making in Go</w:t>
+      </w:r>
+      <w:r>
+        <w:rPr>
+          <w:rFonts w:ascii="Arial" w:hAnsi="Arial" w:cs="Arial"/>
+          <w:b w:val="0"/>
+          <w:color w:val="1B2C3B"/>
+          <w:sz w:val="21"/>
+          <w:lang w:val="en-US" w:bidi="en-US"/>
+        </w:rPr>
+        <w:t xml:space="preserve"> | arXiv preprint</w:t>
+      </w:r>
+    </w:p>
+    <w:p>
+      <w:pPr>
+        <w:keepLines/>
+      </w:pPr>
+      <w:r>
+        <w:rPr>
+          <w:rFonts w:ascii="Arial" w:hAnsi="Arial" w:cs="Arial"/>
+          <w:b w:val="0"/>
+          <w:color w:val="1B2C3B"/>
+          <w:sz w:val="21"/>
+          <w:lang w:val="en-US" w:bidi="en-US"/>
+        </w:rPr>
+        <w:t>Belief-Guided Decision Making with Uncertainty Gating in the Game of Go</w:t>
+      </w:r>
+    </w:p>
+    <w:p>
+      <w:pPr>
+        <w:keepLines/>
+      </w:pPr>
+      <w:r>
+        <w:rPr>
+          <w:rFonts w:ascii="Arial" w:hAnsi="Arial" w:cs="Arial"/>
+          <w:b w:val="0"/>
+          <w:color w:val="1B2C3B"/>
+          <w:sz w:val="21"/>
+          <w:lang w:val="en-US" w:bidi="en-US"/>
+        </w:rPr>
+        <w:t>Mehrad Yaghoubi, Azam Bastanfard, Abbas Jalilvand, Ashkan Rezaei. 2026.</w:t>
+      </w:r>
+    </w:p>
+    <w:p>
+      <w:pPr>
+        <w:keepLines/>
+      </w:pPr>
+      <w:r>
+        <w:rPr>
+          <w:rFonts w:ascii="Arial" w:hAnsi="Arial" w:cs="Arial"/>
+          <w:b w:val="0"/>
+          <w:color w:val="1B2C3B"/>
+          <w:sz w:val="21"/>
+          <w:lang w:val="en-US" w:bidi="en-US"/>
+        </w:rPr>
+        <w:t>This work explores belief models that account for uncertainty to guide decisions in Go with less reliance on search.</w:t>
+      </w:r>
+    </w:p>
+    <w:p>
+      <w:pPr>
+        <w:keepLines/>
+      </w:pPr>
+      <w:r>
+        <w:rPr>
+          <w:rFonts w:ascii="Arial" w:hAnsi="Arial" w:cs="Arial"/>
+          <w:b w:val="0"/>
+          <w:color w:val="1B2C3B"/>
+          <w:sz w:val="21"/>
+          <w:lang w:val="en-US" w:bidi="en-US"/>
+        </w:rPr>
+        <w:t>https://arxiv.org/abs/2607.26946</w:t>
       </w:r>
     </w:p>
     <w:p>
@@ -166,18 +321,13 @@
       <w:r>
         <w:rPr>
           <w:rFonts w:ascii="Arial" w:hAnsi="Arial" w:cs="Arial"/>
-          <w:b w:val="0"/>
+          <w:b/>
           <w:color w:val="1B2C3B"/>
           <w:sz w:val="21"/>
           <w:lang w:val="en-US" w:bidi="en-US"/>
         </w:rPr>
         <w:t>2024 to 2026 (expected), preparing for thesis defense</w:t>
       </w:r>
-    </w:p>
-    <w:p>
-      <w:pPr>
-        <w:keepLines/>
-      </w:pPr>
       <w:r>
         <w:rPr>
           <w:rFonts w:ascii="Arial" w:hAnsi="Arial" w:cs="Arial"/>
@@ -186,7 +336,7 @@
           <w:sz w:val="21"/>
           <w:lang w:val="en-US" w:bidi="en-US"/>
         </w:rPr>
-        <w:t>GPA: 18.45/20</w:t>
+        <w:t xml:space="preserve"> | GPA: 18.45/20</w:t>
       </w:r>
     </w:p>
     <w:p>
@@ -236,18 +386,13 @@
       <w:r>
         <w:rPr>
           <w:rFonts w:ascii="Arial" w:hAnsi="Arial" w:cs="Arial"/>
-          <w:b w:val="0"/>
+          <w:b/>
           <w:color w:val="1B2C3B"/>
           <w:sz w:val="21"/>
           <w:lang w:val="en-US" w:bidi="en-US"/>
         </w:rPr>
         <w:t>2017 to 2023</w:t>
       </w:r>
-    </w:p>
-    <w:p>
-      <w:pPr>
-        <w:keepLines/>
-      </w:pPr>
       <w:r>
         <w:rPr>
           <w:rFonts w:ascii="Arial" w:hAnsi="Arial" w:cs="Arial"/>
@@ -256,112 +401,7 @@
           <w:sz w:val="21"/>
           <w:lang w:val="en-US" w:bidi="en-US"/>
         </w:rPr>
-        <w:t>GPA: 14.68/20</w:t>
-      </w:r>
-    </w:p>
-    <w:p>
-      <w:pPr>
-        <w:pStyle w:val="Heading1"/>
-      </w:pPr>
-      <w:r>
-        <w:rPr>
-          <w:rFonts w:ascii="Arial" w:hAnsi="Arial" w:cs="Arial"/>
-          <w:b/>
-          <w:color w:val="1B2C3B"/>
-          <w:sz w:val="23"/>
-          <w:lang w:val="en-US" w:bidi="en-US"/>
-        </w:rPr>
-        <w:t>Selected research</w:t>
-      </w:r>
-    </w:p>
-    <w:p>
-      <w:pPr>
-        <w:keepLines/>
-      </w:pPr>
-      <w:r>
-        <w:rPr>
-          <w:rFonts w:ascii="Arial" w:hAnsi="Arial" w:cs="Arial"/>
-          <w:b w:val="0"/>
-          <w:color w:val="1B2C3B"/>
-          <w:sz w:val="21"/>
-          <w:lang w:val="en-US" w:bidi="en-US"/>
-        </w:rPr>
-        <w:t>Entropy-Gated Online Self-Distillation for Visual Speech Recognition Based on Connectionist Temporal Classification</w:t>
-      </w:r>
-    </w:p>
-    <w:p>
-      <w:pPr>
-        <w:keepLines/>
-      </w:pPr>
-      <w:r>
-        <w:rPr>
-          <w:rFonts w:ascii="Arial" w:hAnsi="Arial" w:cs="Arial"/>
-          <w:b w:val="0"/>
-          <w:color w:val="1B2C3B"/>
-          <w:sz w:val="21"/>
-          <w:lang w:val="en-US" w:bidi="en-US"/>
-        </w:rPr>
-        <w:t>Mehrad Yaghoubi, Azam Bastanfard. 2026. Preprint · Under review at The Visual Computer.</w:t>
-      </w:r>
-    </w:p>
-    <w:p>
-      <w:pPr>
-        <w:keepLines/>
-      </w:pPr>
-      <w:r>
-        <w:rPr>
-          <w:rFonts w:ascii="Arial" w:hAnsi="Arial" w:cs="Arial"/>
-          <w:b w:val="0"/>
-          <w:color w:val="1B2C3B"/>
-          <w:sz w:val="21"/>
-          <w:lang w:val="en-US" w:bidi="en-US"/>
-        </w:rPr>
-        <w:t>https://doi.org/10.2139/ssrn.6831426</w:t>
-      </w:r>
-    </w:p>
-    <w:p>
-      <w:pPr>
-        <w:keepLines/>
-      </w:pPr>
-      <w:r>
-        <w:rPr>
-          <w:rFonts w:ascii="Arial" w:hAnsi="Arial" w:cs="Arial"/>
-          <w:b w:val="0"/>
-          <w:color w:val="1B2C3B"/>
-          <w:sz w:val="21"/>
-          <w:lang w:val="en-US" w:bidi="en-US"/>
-        </w:rPr>
-        <w:t>Belief-Guided Decision Making with Uncertainty Gating in the Game of Go</w:t>
-      </w:r>
-    </w:p>
-    <w:p>
-      <w:pPr>
-        <w:keepLines/>
-      </w:pPr>
-      <w:r>
-        <w:rPr>
-          <w:rFonts w:ascii="Arial" w:hAnsi="Arial" w:cs="Arial"/>
-          <w:b w:val="0"/>
-          <w:color w:val="1B2C3B"/>
-          <w:sz w:val="21"/>
-          <w:lang w:val="en-US" w:bidi="en-US"/>
-        </w:rPr>
-        <w:t>Mehrad Yaghoubi, Azam Bastanfard, Abbas Jalilvand, Ashkan Rezaei. 2026. arXiv preprint.</w:t>
-      </w:r>
-    </w:p>
-    <w:p>
-      <w:pPr>
-        <w:keepLines/>
-      </w:pPr>
-      <w:r>
-        <w:rPr>
-          <w:rFonts w:ascii="Arial" w:hAnsi="Arial" w:cs="Arial"/>
-          <w:b w:val="0"/>
-          <w:color w:val="1B2C3B"/>
-          <w:sz w:val="21"/>
-          <w:lang w:val="en-US" w:bidi="en-US"/>
-        </w:rPr>
-        <w:t>https://arxiv.org/abs/2607.26946</w:t>
+        <w:t xml:space="preserve"> | GPA: 14.68/20</w:t>
       </w:r>
     </w:p>
     <w:p>
@@ -386,18 +426,13 @@
       <w:r>
         <w:rPr>
           <w:rFonts w:ascii="Arial" w:hAnsi="Arial" w:cs="Arial"/>
-          <w:b w:val="0"/>
+          <w:b/>
           <w:color w:val="1B2C3B"/>
           <w:sz w:val="21"/>
           <w:lang w:val="en-US" w:bidi="en-US"/>
         </w:rPr>
         <w:t>PyLipExtractor</w:t>
       </w:r>
-    </w:p>
-    <w:p>
-      <w:pPr>
-        <w:keepLines/>
-      </w:pPr>
       <w:r>
         <w:rPr>
           <w:rFonts w:ascii="Arial" w:hAnsi="Arial" w:cs="Arial"/>
@@ -406,7 +441,7 @@
           <w:sz w:val="21"/>
           <w:lang w:val="en-US" w:bidi="en-US"/>
         </w:rPr>
-        <w:t>An open-source Python package that extracts lip regions from video with MediaPipe. It supports temporal smoothing, optional illumination normalization, and configurable processing on CPU or CUDA.</w:t>
+        <w:t xml:space="preserve"> | Open-source Python package for video-based lip-region extraction with MediaPipe, temporal smoothing and configurable CPU/CUDA processing.</w:t>
       </w:r>
     </w:p>
     <w:p>
@@ -427,7 +462,6 @@
     <w:p>
       <w:pPr>
         <w:pStyle w:val="Heading1"/>
-        <w:pageBreakBefore/>
       </w:pPr>
       <w:r>
         <w:rPr>
@@ -437,7 +471,37 @@
           <w:sz w:val="23"/>
           <w:lang w:val="en-US" w:bidi="en-US"/>
         </w:rPr>
-        <w:t>Professional experience</w:t>
+        <w:t>Technical skills</w:t>
+      </w:r>
+    </w:p>
+    <w:p>
+      <w:pPr>
+        <w:keepLines/>
+      </w:pPr>
+      <w:r>
+        <w:rPr>
+          <w:rFonts w:ascii="Arial" w:hAnsi="Arial" w:cs="Arial"/>
+          <w:b w:val="0"/>
+          <w:color w:val="1B2C3B"/>
+          <w:sz w:val="21"/>
+          <w:lang w:val="en-US" w:bidi="en-US"/>
+        </w:rPr>
+        <w:t>Python, PyTorch, CUDA (PyTorch GPU training and inference), TorchVision, OpenCV, MediaPipe, NumPy, Pandas, scikit-learn, Git, Linux, LaTeX</w:t>
+      </w:r>
+    </w:p>
+    <w:p>
+      <w:pPr>
+        <w:pStyle w:val="Heading1"/>
+      </w:pPr>
+      <w:r>
+        <w:rPr>
+          <w:rFonts w:ascii="Arial" w:hAnsi="Arial" w:cs="Arial"/>
+          <w:b/>
+          <w:color w:val="1B2C3B"/>
+          <w:sz w:val="23"/>
+          <w:lang w:val="en-US" w:bidi="en-US"/>
+        </w:rPr>
+        <w:t>Research, teaching and professional experience</w:t>
       </w:r>
     </w:p>
     <w:p>
@@ -472,18 +536,13 @@
       <w:r>
         <w:rPr>
           <w:rFonts w:ascii="Arial" w:hAnsi="Arial" w:cs="Arial"/>
-          <w:b w:val="0"/>
+          <w:b/>
           <w:color w:val="1B2C3B"/>
           <w:sz w:val="21"/>
           <w:lang w:val="en-US" w:bidi="en-US"/>
         </w:rPr>
-        <w:t>Developed AI applications and web tools for travel services.</w:t>
+        <w:t>Co-founder</w:t>
       </w:r>
-    </w:p>
-    <w:p>
-      <w:pPr>
-        <w:keepLines/>
-      </w:pPr>
       <w:r>
         <w:rPr>
           <w:rFonts w:ascii="Arial" w:hAnsi="Arial" w:cs="Arial"/>
@@ -492,52 +551,7 @@
           <w:sz w:val="21"/>
           <w:lang w:val="en-US" w:bidi="en-US"/>
         </w:rPr>
-        <w:t>• Built a Persian travel chatbot with three WordPress plugins.</w:t>
-      </w:r>
-    </w:p>
-    <w:p>
-      <w:pPr>
-        <w:keepLines/>
-      </w:pPr>
-      <w:r>
-        <w:rPr>
-          <w:rFonts w:ascii="Arial" w:hAnsi="Arial" w:cs="Arial"/>
-          <w:b w:val="0"/>
-          <w:color w:val="1B2C3B"/>
-          <w:sz w:val="21"/>
-          <w:lang w:val="en-US" w:bidi="en-US"/>
-        </w:rPr>
-        <w:t>• Developed a bot to check competitor prices.</w:t>
-      </w:r>
-    </w:p>
-    <w:p>
-      <w:pPr>
-        <w:keepLines/>
-      </w:pPr>
-      <w:r>
-        <w:rPr>
-          <w:rFonts w:ascii="Arial" w:hAnsi="Arial" w:cs="Arial"/>
-          <w:b w:val="0"/>
-          <w:color w:val="1B2C3B"/>
-          <w:sz w:val="21"/>
-          <w:lang w:val="en-US" w:bidi="en-US"/>
-        </w:rPr>
-        <w:t>• Created an operator training dashboard and a custom homepage theme for Parsegasht.</w:t>
-      </w:r>
-    </w:p>
-    <w:p>
-      <w:pPr>
-        <w:pStyle w:val="Heading1"/>
-      </w:pPr>
-      <w:r>
-        <w:rPr>
-          <w:rFonts w:ascii="Arial" w:hAnsi="Arial" w:cs="Arial"/>
-          <w:b/>
-          <w:color w:val="1B2C3B"/>
-          <w:sz w:val="23"/>
-          <w:lang w:val="en-US" w:bidi="en-US"/>
-        </w:rPr>
-        <w:t>Research and teaching</w:t>
+        <w:t xml:space="preserve"> | Fidar Technology Fartak (university startup project, not incorporated) | 1.5 years</w:t>
       </w:r>
     </w:p>
     <w:p>
@@ -638,91 +652,6 @@
           <w:lang w:val="en-US" w:bidi="en-US"/>
         </w:rPr>
         <w:t xml:space="preserve"> | Mohandesin Bartar Institute | 1 year</w:t>
-      </w:r>
-    </w:p>
-    <w:p>
-      <w:pPr>
-        <w:pStyle w:val="Heading1"/>
-      </w:pPr>
-      <w:r>
-        <w:rPr>
-          <w:rFonts w:ascii="Arial" w:hAnsi="Arial" w:cs="Arial"/>
-          <w:b/>
-          <w:color w:val="1B2C3B"/>
-          <w:sz w:val="23"/>
-          <w:lang w:val="en-US" w:bidi="en-US"/>
-        </w:rPr>
-        <w:t>Entrepreneurial experience</w:t>
-      </w:r>
-    </w:p>
-    <w:p>
-      <w:pPr>
-        <w:keepLines/>
-      </w:pPr>
-      <w:r>
-        <w:rPr>
-          <w:rFonts w:ascii="Arial" w:hAnsi="Arial" w:cs="Arial"/>
-          <w:b/>
-          <w:color w:val="1B2C3B"/>
-          <w:sz w:val="21"/>
-          <w:lang w:val="en-US" w:bidi="en-US"/>
-        </w:rPr>
-        <w:t>Co-founder</w:t>
-      </w:r>
-      <w:r>
-        <w:rPr>
-          <w:rFonts w:ascii="Arial" w:hAnsi="Arial" w:cs="Arial"/>
-          <w:b w:val="0"/>
-          <w:color w:val="1B2C3B"/>
-          <w:sz w:val="21"/>
-          <w:lang w:val="en-US" w:bidi="en-US"/>
-        </w:rPr>
-        <w:t xml:space="preserve"> | Fidar Technology Fartak | 1.5 years</w:t>
-      </w:r>
-    </w:p>
-    <w:p>
-      <w:pPr>
-        <w:keepLines/>
-      </w:pPr>
-      <w:r>
-        <w:rPr>
-          <w:rFonts w:ascii="Arial" w:hAnsi="Arial" w:cs="Arial"/>
-          <w:b w:val="0"/>
-          <w:color w:val="1B2C3B"/>
-          <w:sz w:val="21"/>
-          <w:lang w:val="en-US" w:bidi="en-US"/>
-        </w:rPr>
-        <w:t>The project explored games informed by psychology, with the aim of helping to prevent crime. It remained a university project and was not formally incorporated.</w:t>
-      </w:r>
-    </w:p>
-    <w:p>
-      <w:pPr>
-        <w:pStyle w:val="Heading1"/>
-      </w:pPr>
-      <w:r>
-        <w:rPr>
-          <w:rFonts w:ascii="Arial" w:hAnsi="Arial" w:cs="Arial"/>
-          <w:b/>
-          <w:color w:val="1B2C3B"/>
-          <w:sz w:val="23"/>
-          <w:lang w:val="en-US" w:bidi="en-US"/>
-        </w:rPr>
-        <w:t>Technical skills</w:t>
-      </w:r>
-    </w:p>
-    <w:p>
-      <w:pPr>
-        <w:keepLines/>
-      </w:pPr>
-      <w:r>
-        <w:rPr>
-          <w:rFonts w:ascii="Arial" w:hAnsi="Arial" w:cs="Arial"/>
-          <w:b w:val="0"/>
-          <w:color w:val="1B2C3B"/>
-          <w:sz w:val="21"/>
-          <w:lang w:val="en-US" w:bidi="en-US"/>
-        </w:rPr>
-        <w:t>Python, PyTorch, TorchVision, OpenCV, MediaPipe, NumPy, Pandas, scikit-learn, Git, Linux, LaTeX</w:t>
       </w:r>
     </w:p>
     <w:p>
@@ -1164,7 +1093,7 @@
     <w:rsid w:val="00FC693F"/>
     <w:pPr>
       <w:widowControl/>
-      <w:spacing w:line="259" w:lineRule="auto" w:after="60"/>
+      <w:spacing w:line="259" w:lineRule="auto" w:after="40"/>
     </w:pPr>
     <w:rPr>
       <w:rFonts w:ascii="Arial" w:hAnsi="Arial"/>
@@ -1226,7 +1155,7 @@
     <w:pPr>
       <w:keepNext/>
       <w:keepLines/>
-      <w:spacing w:before="160" w:after="80"/>
+      <w:spacing w:before="120" w:after="80"/>
       <w:outlineLvl w:val="0"/>
     </w:pPr>
     <w:rPr>

--- a/public/resumes/Mehrad-Yaghoubi-Academic-CV.docx
+++ b/public/resumes/Mehrad-Yaghoubi-Academic-CV.docx
@@ -86,7 +86,7 @@
           <w:sz w:val="21"/>
           <w:lang w:val="en-US" w:bidi="en-US"/>
         </w:rPr>
-        <w:t>M.Sc. student in AI (GPA 18.45/20), preparing for thesis defense. Research on belief and uncertainty in VSR and Go, with PyTorch/CUDA training and inference. Seeking a fully funded PhD in computer vision, efficient deep learning or model optimization.</w:t>
+        <w:t>M.Sc. student in AI (GPA 18.45/20), preparing for thesis defense. Research on uncertainty-guided learning in visual speech recognition and decision making in Go. Seeking a fully funded PhD in computer vision or efficient deep learning.</w:t>
       </w:r>
     </w:p>
     <w:p>
@@ -102,31 +102,6 @@
           <w:lang w:val="en-US" w:bidi="en-US"/>
         </w:rPr>
         <w:t>Selected research</w:t>
-      </w:r>
-    </w:p>
-    <w:p>
-      <w:pPr>
-        <w:keepLines/>
-      </w:pPr>
-      <w:r>
-        <w:rPr>
-          <w:rFonts w:ascii="Arial" w:hAnsi="Arial" w:cs="Arial"/>
-          <w:b/>
-          <w:color w:val="1B2C3B"/>
-          <w:sz w:val="21"/>
-          <w:lang w:val="en-US" w:bidi="en-US"/>
-        </w:rPr>
-        <w:t>EGOSD for VSR</w:t>
-      </w:r>
-      <w:r>
-        <w:rPr>
-          <w:rFonts w:ascii="Arial" w:hAnsi="Arial" w:cs="Arial"/>
-          <w:b w:val="0"/>
-          <w:color w:val="1B2C3B"/>
-          <w:sz w:val="21"/>
-          <w:lang w:val="en-US" w:bidi="en-US"/>
-        </w:rPr>
-        <w:t xml:space="preserve"> | Preprint · Under review at The Visual Computer</w:t>
       </w:r>
     </w:p>
     <w:p>
@@ -156,7 +131,7 @@
           <w:sz w:val="21"/>
           <w:lang w:val="en-US" w:bidi="en-US"/>
         </w:rPr>
-        <w:t>Mehrad Yaghoubi, Azam Bastanfard. 2026.</w:t>
+        <w:t>Mehrad Yaghoubi, Azam Bastanfard. 2026. Preprint · Under review at The Visual Computer.</w:t>
       </w:r>
     </w:p>
     <w:p>
@@ -196,31 +171,6 @@
       <w:r>
         <w:rPr>
           <w:rFonts w:ascii="Arial" w:hAnsi="Arial" w:cs="Arial"/>
-          <w:b/>
-          <w:color w:val="1B2C3B"/>
-          <w:sz w:val="21"/>
-          <w:lang w:val="en-US" w:bidi="en-US"/>
-        </w:rPr>
-        <w:t>Belief-guided decision making in Go</w:t>
-      </w:r>
-      <w:r>
-        <w:rPr>
-          <w:rFonts w:ascii="Arial" w:hAnsi="Arial" w:cs="Arial"/>
-          <w:b w:val="0"/>
-          <w:color w:val="1B2C3B"/>
-          <w:sz w:val="21"/>
-          <w:lang w:val="en-US" w:bidi="en-US"/>
-        </w:rPr>
-        <w:t xml:space="preserve"> | arXiv preprint</w:t>
-      </w:r>
-    </w:p>
-    <w:p>
-      <w:pPr>
-        <w:keepLines/>
-      </w:pPr>
-      <w:r>
-        <w:rPr>
-          <w:rFonts w:ascii="Arial" w:hAnsi="Arial" w:cs="Arial"/>
           <w:b w:val="0"/>
           <w:color w:val="1B2C3B"/>
           <w:sz w:val="21"/>
@@ -241,7 +191,7 @@
           <w:sz w:val="21"/>
           <w:lang w:val="en-US" w:bidi="en-US"/>
         </w:rPr>
-        <w:t>Mehrad Yaghoubi, Azam Bastanfard, Abbas Jalilvand, Ashkan Rezaei. 2026.</w:t>
+        <w:t>Mehrad Yaghoubi, Azam Bastanfard, Abbas Jalilvand, Ashkan Rezaei. 2026. arXiv preprint.</w:t>
       </w:r>
     </w:p>
     <w:p>
@@ -486,7 +436,7 @@
           <w:sz w:val="21"/>
           <w:lang w:val="en-US" w:bidi="en-US"/>
         </w:rPr>
-        <w:t>Python, PyTorch, CUDA (PyTorch GPU training and inference), TorchVision, OpenCV, MediaPipe, NumPy, Pandas, scikit-learn, Git, Linux, LaTeX</w:t>
+        <w:t>Python, PyTorch (CUDA), TorchVision, OpenCV, MediaPipe, NumPy, Pandas, scikit-learn, Git, Linux, LaTeX</w:t>
       </w:r>
     </w:p>
     <w:p>
@@ -551,7 +501,22 @@
           <w:sz w:val="21"/>
           <w:lang w:val="en-US" w:bidi="en-US"/>
         </w:rPr>
-        <w:t xml:space="preserve"> | Fidar Technology Fartak (university startup project, not incorporated) | 1.5 years</w:t>
+        <w:t xml:space="preserve"> | Fidar Technology Fartak | 1.5 years</w:t>
+      </w:r>
+    </w:p>
+    <w:p>
+      <w:pPr>
+        <w:keepLines/>
+      </w:pPr>
+      <w:r>
+        <w:rPr>
+          <w:rFonts w:ascii="Arial" w:hAnsi="Arial" w:cs="Arial"/>
+          <w:b w:val="0"/>
+          <w:color w:val="1B2C3B"/>
+          <w:sz w:val="21"/>
+          <w:lang w:val="en-US" w:bidi="en-US"/>
+        </w:rPr>
+        <w:t>University startup project developing games informed by psychology for crime prevention. The venture was not formally incorporated.</w:t>
       </w:r>
     </w:p>
     <w:p>

--- a/public/resumes/Mehrad-Yaghoubi-Academic-CV.docx
+++ b/public/resumes/Mehrad-Yaghoubi-Academic-CV.docx
@@ -42,6 +42,16 @@
           <w:lang w:val="en-US" w:bidi="en-US"/>
         </w:rPr>
         <w:t>Karaj, Iran | mehradyaghoubi96@gmail.com</w:t>
+      </w:r>
+      <w:r>
+        <w:rPr>
+          <w:rFonts w:ascii="Arial" w:hAnsi="Arial" w:cs="Arial"/>
+          <w:b w:val="0"/>
+          <w:color w:val="1B2C3B"/>
+          <w:sz w:val="17"/>
+          <w:lang w:val="en-US" w:bidi="en-US"/>
+        </w:rPr>
+        <w:t xml:space="preserve"> | +98 991 209 3038</w:t>
       </w:r>
     </w:p>
     <w:p>
